--- a/word_reports/LP_0132_위치_450_Eagles_Their Greatest Hit.docx
+++ b/word_reports/LP_0132_위치_450_Eagles_Their Greatest Hit.docx
@@ -4,7 +4,7 @@
   <w:body>
     <w:p>
       <w:pPr>
-        <w:spacing w:after="280"/>
+        <w:spacing w:after="80"/>
       </w:pPr>
       <w:r>
         <w:rPr w:rFonts="맑은 고딕">
@@ -13,94 +13,47 @@
           <w:color w:val="1E3A8A"/>
           <w:sz w:val="30"/>
         </w:rPr>
-        <w:t>[450] Eagles - Their Greatest Hits 1971–1975</w:t>
+        <w:t>Eagles (이글스) - Their Greatest Hits 1971–1975</w:t>
       </w:r>
     </w:p>
     <w:p>
       <w:pPr>
-        <w:spacing w:after="320"/>
+        <w:spacing w:after="240"/>
       </w:pPr>
       <w:r>
         <w:rPr w:rFonts="맑은 고딕">
           <w:rFonts w:ascii="맑은 고딕" w:hAnsi="맑은 고딕" w:eastAsia="맑은 고딕"/>
           <w:b/>
-          <w:sz w:val="20"/>
+          <w:color w:val="4B5563"/>
+          <w:sz w:val="22"/>
         </w:rPr>
-        <w:t>■ 위치 : 450</w:t>
-        <w:br/>
-      </w:r>
-      <w:r>
-        <w:rPr w:rFonts="맑은 고딕">
-          <w:rFonts w:ascii="맑은 고딕" w:hAnsi="맑은 고딕" w:eastAsia="맑은 고딕"/>
-          <w:b/>
-          <w:sz w:val="20"/>
-        </w:rPr>
-        <w:t>■ 아티스트 : Eagles</w:t>
-        <w:br/>
-      </w:r>
-      <w:r>
-        <w:rPr w:rFonts="맑은 고딕">
-          <w:rFonts w:ascii="맑은 고딕" w:hAnsi="맑은 고딕" w:eastAsia="맑은 고딕"/>
-          <w:b/>
-          <w:sz w:val="20"/>
-        </w:rPr>
-        <w:t>■ 앨범명 : Their Greatest Hits 1971–1975</w:t>
-        <w:br/>
-      </w:r>
-      <w:r>
-        <w:rPr w:rFonts="맑은 고딕">
-          <w:rFonts w:ascii="맑은 고딕" w:hAnsi="맑은 고딕" w:eastAsia="맑은 고딕"/>
-          <w:b w:val="0"/>
-          <w:sz w:val="20"/>
-        </w:rPr>
-        <w:t>■ 음반 레이블 : Asylum Records</w:t>
-        <w:br/>
-      </w:r>
-      <w:r>
-        <w:rPr w:rFonts="맑은 고딕">
-          <w:rFonts w:ascii="맑은 고딕" w:hAnsi="맑은 고딕" w:eastAsia="맑은 고딕"/>
-          <w:b w:val="0"/>
-          <w:sz w:val="20"/>
-        </w:rPr>
-        <w:t>■ 발매년도 : 1976</w:t>
-        <w:br/>
-      </w:r>
-      <w:r>
-        <w:rPr w:rFonts="맑은 고딕">
-          <w:rFonts w:ascii="맑은 고딕" w:hAnsi="맑은 고딕" w:eastAsia="맑은 고딕"/>
-          <w:b w:val="0"/>
-          <w:sz w:val="20"/>
-        </w:rPr>
-        <w:t>■ 장르 : 컨트리 록, 소프트 록, 포크 록 (Country Rock, Soft Rock)</w:t>
-        <w:br/>
-      </w:r>
-      <w:r>
-        <w:rPr w:rFonts="맑은 고딕">
-          <w:rFonts w:ascii="맑은 고딕" w:hAnsi="맑은 고딕" w:eastAsia="맑은 고딕"/>
-          <w:b w:val="0"/>
-          <w:sz w:val="20"/>
-        </w:rPr>
-        <w:t>■ 주요 수록곡 : Take It Easy, Witchy Woman, Desperado, Tequila Sunrise, One of These Nights, Best of My Love</w:t>
-        <w:br/>
+        <w:t>위치 :  450</w:t>
       </w:r>
     </w:p>
     <w:p>
       <w:pPr>
-        <w:spacing w:after="160"/>
+        <w:spacing w:line="324" w:lineRule="auto" w:before="80" w:after="160"/>
       </w:pPr>
       <w:r>
         <w:rPr w:rFonts="맑은 고딕">
           <w:rFonts w:ascii="맑은 고딕" w:hAnsi="맑은 고딕" w:eastAsia="맑은 고딕"/>
           <w:b/>
           <w:color w:val="1F2937"/>
-          <w:sz w:val="24"/>
+          <w:sz w:val="22"/>
         </w:rPr>
-        <w:t>■ 음반 해설 및 감상 가이드</w:t>
+        <w:t xml:space="preserve">[음반 소개] </w:t>
+      </w:r>
+      <w:r>
+        <w:rPr w:rFonts="맑은 고딕">
+          <w:rFonts w:ascii="맑은 고딕" w:hAnsi="맑은 고딕" w:eastAsia="맑은 고딕"/>
+          <w:b w:val="0"/>
+          <w:sz w:val="21"/>
+        </w:rPr>
       </w:r>
     </w:p>
     <w:p>
       <w:pPr>
-        <w:spacing w:line="312" w:lineRule="auto" w:after="120"/>
+        <w:spacing w:line="324" w:lineRule="auto" w:after="120"/>
       </w:pPr>
       <w:r>
         <w:rPr w:rFonts="맑은 고딕">
@@ -108,51 +61,516 @@
           <w:b w:val="0"/>
           <w:sz w:val="21"/>
         </w:rPr>
-        <w:t>이글스(Eagles)의 《Their Greatest Hits 1971–1975》는 미국 대중음악사에서 가장 거대한 족적을 남긴 베스트 앨범 중 하나입니다. 1976년에 발매된 이 음반은 이글스가 1971년부터 1975년까지 발표한 초기 4장의 정규 앨범에서 정수만을 엄선하여 담아냈습니다. RIAA(미국레코드산업협회) 역사상 최초로 플래티넘 인증을 받은 앨범이자, 마이클 잭슨의 《Thriller》와 함께 미국 내 역대 최다 판매량을 다투는 20세기 대중음악의 불멸의 금자탑입니다.</w:t>
+        <w:t>1970년대 캘리포니아의 맑고 푸른 하늘과 그 너머에 드리운 노을빛 우수(憂愁)를 한 장의 바이닐에 오롯이 담아낸 이글스의 찬란한 결정체입니다. 컨트리의 소박한 정서와 웨스트코스트 록의 역동성, 그리고 완벽에 가까운 다성 화음이 교차하며 미국 대중음악사의 가장 빛나는 5년의 궤적을 증언합니다. 아날로그 바늘 끝에서 유려하게 피어나는 서정적인 멜로디는 반세기가 흐른 오늘날에도 바쁜 일상에 지친 현대인의 영혼을 깊고 따스하게 어루만집니다.</w:t>
       </w:r>
     </w:p>
     <w:p>
       <w:pPr>
-        <w:spacing w:line="312" w:lineRule="auto" w:after="120"/>
+        <w:spacing w:line="324" w:lineRule="auto" w:before="200" w:after="80"/>
       </w:pPr>
+      <w:r>
+        <w:rPr w:rFonts="맑은 고딕">
+          <w:rFonts w:ascii="맑은 고딕" w:hAnsi="맑은 고딕" w:eastAsia="맑은 고딕"/>
+          <w:b/>
+          <w:color w:val="1E3A8A"/>
+          <w:sz w:val="24"/>
+        </w:rPr>
+        <w:t>1. 음반 데이터</w:t>
+      </w:r>
+    </w:p>
+    <w:p>
+      <w:pPr>
+        <w:spacing w:line="324" w:lineRule="auto" w:after="80"/>
+      </w:pPr>
+      <w:r>
+        <w:rPr w:rFonts="맑은 고딕">
+          <w:rFonts w:ascii="맑은 고딕" w:hAnsi="맑은 고딕" w:eastAsia="맑은 고딕"/>
+          <w:b w:val="0"/>
+          <w:color w:val="6B7280"/>
+          <w:sz w:val="21"/>
+        </w:rPr>
+        <w:t xml:space="preserve">· </w:t>
+      </w:r>
+      <w:r>
+        <w:rPr w:rFonts="맑은 고딕">
+          <w:rFonts w:ascii="맑은 고딕" w:hAnsi="맑은 고딕" w:eastAsia="맑은 고딕"/>
+          <w:b/>
+          <w:color w:val="1F2937"/>
+          <w:sz w:val="21"/>
+        </w:rPr>
+        <w:t xml:space="preserve">앨범명: </w:t>
+      </w:r>
       <w:r>
         <w:rPr w:rFonts="맑은 고딕">
           <w:rFonts w:ascii="맑은 고딕" w:hAnsi="맑은 고딕" w:eastAsia="맑은 고딕"/>
           <w:b w:val="0"/>
           <w:sz w:val="21"/>
         </w:rPr>
-        <w:t>음악적으로 이 앨범은 미 서부의 포크 록과 컨트리 음악의 정서를 록 음악의 매끈한 어반(Urban) 감성과 결합해 완성한 '캘리포니아 사운드'의 정수를 보여줍니다. 록 밴드임에도 불구하고 청명하고 우아한 특유의 4성 보컬 하모니는 수록곡 전반에 걸쳐 고혹적인 미감을 선사합니다. 버니 리든(Bernie Leadon)의 차분한 밴조와 페달 스틸 기타 연주, 그리고 글렌 프라이(Glenn Frey)와 돈 헨리(Don Henley)의 매력적인 리드 보컬은 서부의 묵직한 고독감과 따스한 햇살을 동시에 상기시킵니다.</w:t>
+        <w:t>Their Greatest Hits 1971–1975</w:t>
       </w:r>
     </w:p>
     <w:p>
       <w:pPr>
-        <w:spacing w:line="312" w:lineRule="auto" w:after="120"/>
+        <w:spacing w:line="324" w:lineRule="auto" w:after="80"/>
       </w:pPr>
+      <w:r>
+        <w:rPr w:rFonts="맑은 고딕">
+          <w:rFonts w:ascii="맑은 고딕" w:hAnsi="맑은 고딕" w:eastAsia="맑은 고딕"/>
+          <w:b w:val="0"/>
+          <w:color w:val="6B7280"/>
+          <w:sz w:val="21"/>
+        </w:rPr>
+        <w:t xml:space="preserve">· </w:t>
+      </w:r>
+      <w:r>
+        <w:rPr w:rFonts="맑은 고딕">
+          <w:rFonts w:ascii="맑은 고딕" w:hAnsi="맑은 고딕" w:eastAsia="맑은 고딕"/>
+          <w:b/>
+          <w:color w:val="1F2937"/>
+          <w:sz w:val="21"/>
+        </w:rPr>
+        <w:t xml:space="preserve">아티스트: </w:t>
+      </w:r>
       <w:r>
         <w:rPr w:rFonts="맑은 고딕">
           <w:rFonts w:ascii="맑은 고딕" w:hAnsi="맑은 고딕" w:eastAsia="맑은 고딕"/>
           <w:b w:val="0"/>
           <w:sz w:val="21"/>
         </w:rPr>
-        <w:t>첫 트랙을 장식하는 "Take It Easy"는 이글스의 출발을 알린 명곡으로, 경쾌한 어쿠스틱 기타 리듬과 자유를 향한 열망이 담긴 가사가 단숨에 청자를 사로잡습니다. 이어지는 불후의 명발라드 "Desperado"는 돈 헨리의 호소력 짙은 보컬과 클래시컬한 피아노 선율이 어우러져 한 편의 서부 영화를 감상하는 듯한 깊은 울림을 줍니다. 또한 "Best of My Love"의 애절하고 부드러운 감성과 디스코/R&amp;B적 리듬을 결합한 "One of These Nights"의 세련된 록 기타 솔로는 이들의 음악적 스펙트럼이 얼마나 넓었는지를 명확히 증명합니다.</w:t>
+        <w:t>Eagles (이글스)</w:t>
       </w:r>
     </w:p>
     <w:p>
       <w:pPr>
-        <w:spacing w:line="312" w:lineRule="auto" w:after="120"/>
+        <w:spacing w:line="324" w:lineRule="auto" w:after="80"/>
       </w:pPr>
+      <w:r>
+        <w:rPr w:rFonts="맑은 고딕">
+          <w:rFonts w:ascii="맑은 고딕" w:hAnsi="맑은 고딕" w:eastAsia="맑은 고딕"/>
+          <w:b w:val="0"/>
+          <w:color w:val="6B7280"/>
+          <w:sz w:val="21"/>
+        </w:rPr>
+        <w:t xml:space="preserve">· </w:t>
+      </w:r>
+      <w:r>
+        <w:rPr w:rFonts="맑은 고딕">
+          <w:rFonts w:ascii="맑은 고딕" w:hAnsi="맑은 고딕" w:eastAsia="맑은 고딕"/>
+          <w:b/>
+          <w:color w:val="1F2937"/>
+          <w:sz w:val="21"/>
+        </w:rPr>
+        <w:t xml:space="preserve">발매 정보: </w:t>
+      </w:r>
       <w:r>
         <w:rPr w:rFonts="맑은 고딕">
           <w:rFonts w:ascii="맑은 고딕" w:hAnsi="맑은 고딕" w:eastAsia="맑은 고딕"/>
           <w:b w:val="0"/>
           <w:sz w:val="21"/>
         </w:rPr>
-        <w:t>LP 바이닐로 감상하는 이 음반은 아날로그 특유의 따뜻하고 풍부한 질감을 통해 1970년대 캘리포니아의 낭만을 가장 완벽하게 재현해 냅니다. 어쿠스틱 기타 핑거링의 울림과 세밀하게 안배된 보컬 하모니의 겹겹이 쌓인 결은 디지털 음원에서는 느낄 수 없는 깊은 감동을 선사합니다. 이 앨범은 단순한 힛트곡 모음집을 넘어, 미국 팝/록 음악의 가장 찬란했던 시대를 압축해 놓은 타임캡슐이자 음악 애호가라면 반드시 소장해야 할 클래식 명반입니다.</w:t>
+        <w:t>1976년 2월 17일 어사일럼 레코드(Asylum Records)를 통해 발매된 이글스의 첫 번째 공식 베스트 앨범으로, 데뷔작부터 명반 [One of These Nights]에 이르기까지 밴드의 초기 황금기를 집대성한 역사적 작품입니다.</w:t>
+      </w:r>
+    </w:p>
+    <w:p>
+      <w:pPr>
+        <w:spacing w:line="324" w:lineRule="auto" w:after="80"/>
+      </w:pPr>
+      <w:r>
+        <w:rPr w:rFonts="맑은 고딕">
+          <w:rFonts w:ascii="맑은 고딕" w:hAnsi="맑은 고딕" w:eastAsia="맑은 고딕"/>
+          <w:b w:val="0"/>
+          <w:color w:val="6B7280"/>
+          <w:sz w:val="21"/>
+        </w:rPr>
+        <w:t xml:space="preserve">· </w:t>
+      </w:r>
+      <w:r>
+        <w:rPr w:rFonts="맑은 고딕">
+          <w:rFonts w:ascii="맑은 고딕" w:hAnsi="맑은 고딕" w:eastAsia="맑은 고딕"/>
+          <w:b/>
+          <w:color w:val="1F2937"/>
+          <w:sz w:val="21"/>
+        </w:rPr>
+        <w:t xml:space="preserve">LP 인기도(판매량): </w:t>
+      </w:r>
+      <w:r>
+        <w:rPr w:rFonts="맑은 고딕">
+          <w:rFonts w:ascii="맑은 고딕" w:hAnsi="맑은 고딕" w:eastAsia="맑은 고딕"/>
+          <w:b w:val="0"/>
+          <w:sz w:val="21"/>
+        </w:rPr>
+        <w:t>발매와 동시에 빌보드 200 차트 정상을 차지하였으며, 미국 음반 산업 협회(RIAA) 역사상 최초로 플래티넘 인증을 받은 음반이자 누적 판매량 3,800만 장(38× 플래티넘) 이상을 기록하여 미국 역사상 가장 많이 팔린 앨범의 자리를 지키고 있습니다.</w:t>
+      </w:r>
+    </w:p>
+    <w:p>
+      <w:pPr>
+        <w:spacing w:line="324" w:lineRule="auto" w:after="80"/>
+      </w:pPr>
+      <w:r>
+        <w:rPr w:rFonts="맑은 고딕">
+          <w:rFonts w:ascii="맑은 고딕" w:hAnsi="맑은 고딕" w:eastAsia="맑은 고딕"/>
+          <w:b w:val="0"/>
+          <w:color w:val="6B7280"/>
+          <w:sz w:val="21"/>
+        </w:rPr>
+        <w:t xml:space="preserve">· </w:t>
+      </w:r>
+      <w:r>
+        <w:rPr w:rFonts="맑은 고딕">
+          <w:rFonts w:ascii="맑은 고딕" w:hAnsi="맑은 고딕" w:eastAsia="맑은 고딕"/>
+          <w:b/>
+          <w:color w:val="1F2937"/>
+          <w:sz w:val="21"/>
+        </w:rPr>
+        <w:t xml:space="preserve">각종 수상경력: </w:t>
+      </w:r>
+      <w:r>
+        <w:rPr w:rFonts="맑은 고딕">
+          <w:rFonts w:ascii="맑은 고딕" w:hAnsi="맑은 고딕" w:eastAsia="맑은 고딕"/>
+          <w:b w:val="0"/>
+          <w:sz w:val="21"/>
+        </w:rPr>
+        <w:t>RIAA 세기의 앨범 공인, 그래미 명예의 전당 헌액, 롤링 스톤 선정 '역대 최고의 명반 500선' 등에 이름을 올리며 상업적 대성공과 음악적 완성도를 완벽하게 양립한 기념비적 걸작으로 평가받고 있습니다.</w:t>
+      </w:r>
+    </w:p>
+    <w:p>
+      <w:pPr>
+        <w:spacing w:line="324" w:lineRule="auto" w:before="200" w:after="80"/>
+      </w:pPr>
+      <w:r>
+        <w:rPr w:rFonts="맑은 고딕">
+          <w:rFonts w:ascii="맑은 고딕" w:hAnsi="맑은 고딕" w:eastAsia="맑은 고딕"/>
+          <w:b/>
+          <w:color w:val="1E3A8A"/>
+          <w:sz w:val="24"/>
+        </w:rPr>
+        <w:t>2. 아티스트 정보</w:t>
+      </w:r>
+    </w:p>
+    <w:p>
+      <w:pPr>
+        <w:spacing w:line="324" w:lineRule="auto" w:after="80"/>
+      </w:pPr>
+      <w:r>
+        <w:rPr w:rFonts="맑은 고딕">
+          <w:rFonts w:ascii="맑은 고딕" w:hAnsi="맑은 고딕" w:eastAsia="맑은 고딕"/>
+          <w:b w:val="0"/>
+          <w:color w:val="6B7280"/>
+          <w:sz w:val="21"/>
+        </w:rPr>
+        <w:t xml:space="preserve">· </w:t>
+      </w:r>
+      <w:r>
+        <w:rPr w:rFonts="맑은 고딕">
+          <w:rFonts w:ascii="맑은 고딕" w:hAnsi="맑은 고딕" w:eastAsia="맑은 고딕"/>
+          <w:b/>
+          <w:color w:val="1F2937"/>
+          <w:sz w:val="21"/>
+        </w:rPr>
+        <w:t xml:space="preserve">국적: </w:t>
+      </w:r>
+      <w:r>
+        <w:rPr w:rFonts="맑은 고딕">
+          <w:rFonts w:ascii="맑은 고딕" w:hAnsi="맑은 고딕" w:eastAsia="맑은 고딕"/>
+          <w:b w:val="0"/>
+          <w:sz w:val="21"/>
+        </w:rPr>
+        <w:t>미국</w:t>
+      </w:r>
+    </w:p>
+    <w:p>
+      <w:pPr>
+        <w:spacing w:line="324" w:lineRule="auto" w:after="80"/>
+      </w:pPr>
+      <w:r>
+        <w:rPr w:rFonts="맑은 고딕">
+          <w:rFonts w:ascii="맑은 고딕" w:hAnsi="맑은 고딕" w:eastAsia="맑은 고딕"/>
+          <w:b w:val="0"/>
+          <w:color w:val="6B7280"/>
+          <w:sz w:val="21"/>
+        </w:rPr>
+        <w:t xml:space="preserve">· </w:t>
+      </w:r>
+      <w:r>
+        <w:rPr w:rFonts="맑은 고딕">
+          <w:rFonts w:ascii="맑은 고딕" w:hAnsi="맑은 고딕" w:eastAsia="맑은 고딕"/>
+          <w:b/>
+          <w:color w:val="1F2937"/>
+          <w:sz w:val="21"/>
+        </w:rPr>
+        <w:t xml:space="preserve">생몰년도: </w:t>
+      </w:r>
+      <w:r>
+        <w:rPr w:rFonts="맑은 고딕">
+          <w:rFonts w:ascii="맑은 고딕" w:hAnsi="맑은 고딕" w:eastAsia="맑은 고딕"/>
+          <w:b w:val="0"/>
+          <w:sz w:val="21"/>
+        </w:rPr>
+        <w:t>1971년 결성</w:t>
+      </w:r>
+    </w:p>
+    <w:p>
+      <w:pPr>
+        <w:spacing w:line="324" w:lineRule="auto" w:after="80"/>
+      </w:pPr>
+      <w:r>
+        <w:rPr w:rFonts="맑은 고딕">
+          <w:rFonts w:ascii="맑은 고딕" w:hAnsi="맑은 고딕" w:eastAsia="맑은 고딕"/>
+          <w:b w:val="0"/>
+          <w:color w:val="6B7280"/>
+          <w:sz w:val="21"/>
+        </w:rPr>
+        <w:t xml:space="preserve">· </w:t>
+      </w:r>
+      <w:r>
+        <w:rPr w:rFonts="맑은 고딕">
+          <w:rFonts w:ascii="맑은 고딕" w:hAnsi="맑은 고딕" w:eastAsia="맑은 고딕"/>
+          <w:b/>
+          <w:color w:val="1F2937"/>
+          <w:sz w:val="21"/>
+        </w:rPr>
+        <w:t xml:space="preserve">그룹 소속: </w:t>
+      </w:r>
+      <w:r>
+        <w:rPr w:rFonts="맑은 고딕">
+          <w:rFonts w:ascii="맑은 고딕" w:hAnsi="맑은 고딕" w:eastAsia="맑은 고딕"/>
+          <w:b w:val="0"/>
+          <w:sz w:val="21"/>
+        </w:rPr>
+        <w:t>그룹</w:t>
+      </w:r>
+    </w:p>
+    <w:p>
+      <w:pPr>
+        <w:spacing w:line="324" w:lineRule="auto" w:after="80"/>
+      </w:pPr>
+      <w:r>
+        <w:rPr w:rFonts="맑은 고딕">
+          <w:rFonts w:ascii="맑은 고딕" w:hAnsi="맑은 고딕" w:eastAsia="맑은 고딕"/>
+          <w:b w:val="0"/>
+          <w:color w:val="6B7280"/>
+          <w:sz w:val="21"/>
+        </w:rPr>
+        <w:t xml:space="preserve">· </w:t>
+      </w:r>
+      <w:r>
+        <w:rPr w:rFonts="맑은 고딕">
+          <w:rFonts w:ascii="맑은 고딕" w:hAnsi="맑은 고딕" w:eastAsia="맑은 고딕"/>
+          <w:b/>
+          <w:color w:val="1F2937"/>
+          <w:sz w:val="21"/>
+        </w:rPr>
+        <w:t xml:space="preserve">아티스트 소개: </w:t>
+      </w:r>
+      <w:r>
+        <w:rPr w:rFonts="맑은 고딕">
+          <w:rFonts w:ascii="맑은 고딕" w:hAnsi="맑은 고딕" w:eastAsia="맑은 고딕"/>
+          <w:b w:val="0"/>
+          <w:sz w:val="21"/>
+        </w:rPr>
+        <w:t>글렌 프라이와 돈 헨리를 주축으로 결성된 이글스는 컨트리 록의 토양 위에 세련된 팝 감각과 치밀한 하모니를 결합하여 아메리칸 록의 새 지평을 연 전설적인 밴드입니다. 서정적인 어쿠스틱 사운드부터 강렬한 트윈 기타 솔로까지 폭넓은 음악적 스펙트럼을 과시하며 20세기 후반 팝 음악계를 지배한 위대한 거장입니다.</w:t>
+      </w:r>
+    </w:p>
+    <w:p>
+      <w:pPr>
+        <w:spacing w:line="324" w:lineRule="auto" w:before="200" w:after="80"/>
+      </w:pPr>
+      <w:r>
+        <w:rPr w:rFonts="맑은 고딕">
+          <w:rFonts w:ascii="맑은 고딕" w:hAnsi="맑은 고딕" w:eastAsia="맑은 고딕"/>
+          <w:b/>
+          <w:color w:val="1E3A8A"/>
+          <w:sz w:val="24"/>
+        </w:rPr>
+        <w:t>3. 음반 상세 분석</w:t>
+      </w:r>
+    </w:p>
+    <w:p>
+      <w:pPr>
+        <w:spacing w:line="324" w:lineRule="auto" w:after="80"/>
+      </w:pPr>
+      <w:r>
+        <w:rPr w:rFonts="맑은 고딕">
+          <w:rFonts w:ascii="맑은 고딕" w:hAnsi="맑은 고딕" w:eastAsia="맑은 고딕"/>
+          <w:b w:val="0"/>
+          <w:color w:val="6B7280"/>
+          <w:sz w:val="21"/>
+        </w:rPr>
+        <w:t xml:space="preserve">· </w:t>
+      </w:r>
+      <w:r>
+        <w:rPr w:rFonts="맑은 고딕">
+          <w:rFonts w:ascii="맑은 고딕" w:hAnsi="맑은 고딕" w:eastAsia="맑은 고딕"/>
+          <w:b/>
+          <w:color w:val="1F2937"/>
+          <w:sz w:val="21"/>
+        </w:rPr>
+        <w:t xml:space="preserve">역사적 위치: </w:t>
+      </w:r>
+      <w:r>
+        <w:rPr w:rFonts="맑은 고딕">
+          <w:rFonts w:ascii="맑은 고딕" w:hAnsi="맑은 고딕" w:eastAsia="맑은 고딕"/>
+          <w:b w:val="0"/>
+          <w:sz w:val="21"/>
+        </w:rPr>
+        <w:t>단순한 히트곡 모음집의 한계를 뛰어넘어, 1970년대 아메리칸 컨트리 록과 소프트 록이 도달할 수 있는 미학적 정점을 보여주는 고전 중의 고전입니다. 앨범 전반을 관통하는 유기적인 트랙 배치와 정교한 사운드 엔지니어링은 정규 앨범 못지않은 서사적 완결성을 지니며 대중음악 컴필레이션 앨범의 품격을 최고 수준으로 격상시켰습니다.</w:t>
+      </w:r>
+    </w:p>
+    <w:p>
+      <w:pPr>
+        <w:spacing w:line="324" w:lineRule="auto" w:after="80"/>
+      </w:pPr>
+      <w:r>
+        <w:rPr w:rFonts="맑은 고딕">
+          <w:rFonts w:ascii="맑은 고딕" w:hAnsi="맑은 고딕" w:eastAsia="맑은 고딕"/>
+          <w:b w:val="0"/>
+          <w:color w:val="6B7280"/>
+          <w:sz w:val="21"/>
+        </w:rPr>
+        <w:t xml:space="preserve">· </w:t>
+      </w:r>
+      <w:r>
+        <w:rPr w:rFonts="맑은 고딕">
+          <w:rFonts w:ascii="맑은 고딕" w:hAnsi="맑은 고딕" w:eastAsia="맑은 고딕"/>
+          <w:b/>
+          <w:color w:val="1F2937"/>
+          <w:sz w:val="21"/>
+        </w:rPr>
+        <w:t xml:space="preserve">시대의 흔적(스토리텔링): </w:t>
+      </w:r>
+      <w:r>
+        <w:rPr w:rFonts="맑은 고딕">
+          <w:rFonts w:ascii="맑은 고딕" w:hAnsi="맑은 고딕" w:eastAsia="맑은 고딕"/>
+          <w:b w:val="0"/>
+          <w:sz w:val="21"/>
+        </w:rPr>
+        <w:t>베트남 전쟁과 경제적 불안정으로 인한 환멸이 미국 전역을 덮치던 1970년대 중반, 캘리포니아의 청춘들은 이상과 현실 사이에서 방황하고 있었습니다. 끝없이 펼쳐진 서부의 고속도로를 달리며 라디오에서 흘러나오던 이들의 애수 어린 멜로디는 방황하던 세대에게 깊은 해방감과 정서적 안식처를 선사했던 시대의 자화상입니다.</w:t>
+      </w:r>
+    </w:p>
+    <w:p>
+      <w:pPr>
+        <w:spacing w:line="324" w:lineRule="auto" w:before="200" w:after="80"/>
+      </w:pPr>
+      <w:r>
+        <w:rPr w:rFonts="맑은 고딕">
+          <w:rFonts w:ascii="맑은 고딕" w:hAnsi="맑은 고딕" w:eastAsia="맑은 고딕"/>
+          <w:b/>
+          <w:color w:val="1E3A8A"/>
+          <w:sz w:val="24"/>
+        </w:rPr>
+        <w:t>4. 주요 수록곡 및 감상 제언</w:t>
+      </w:r>
+    </w:p>
+    <w:p>
+      <w:pPr>
+        <w:spacing w:line="324" w:lineRule="auto" w:after="80"/>
+      </w:pPr>
+      <w:r>
+        <w:rPr w:rFonts="맑은 고딕">
+          <w:rFonts w:ascii="맑은 고딕" w:hAnsi="맑은 고딕" w:eastAsia="맑은 고딕"/>
+          <w:b w:val="0"/>
+          <w:color w:val="6B7280"/>
+          <w:sz w:val="21"/>
+        </w:rPr>
+        <w:t xml:space="preserve">· </w:t>
+      </w:r>
+      <w:r>
+        <w:rPr w:rFonts="맑은 고딕">
+          <w:rFonts w:ascii="맑은 고딕" w:hAnsi="맑은 고딕" w:eastAsia="맑은 고딕"/>
+          <w:b/>
+          <w:color w:val="1F2937"/>
+          <w:sz w:val="21"/>
+        </w:rPr>
+        <w:t xml:space="preserve">주요 수록곡 특징: </w:t>
+      </w:r>
+      <w:r>
+        <w:rPr w:rFonts="맑은 고딕">
+          <w:rFonts w:ascii="맑은 고딕" w:hAnsi="맑은 고딕" w:eastAsia="맑은 고딕"/>
+          <w:b w:val="0"/>
+          <w:sz w:val="21"/>
+        </w:rPr>
+        <w:t>상쾌한 밴조와 어쿠스틱 스트로크가 빛나는 데뷔곡 'Take It Easy', 돈 헨리의 우수 어린 보컬과 오케스트레이션이 비장미를 자아내는 불멸의 발라드 'Desperado', 그리고 소울풀한 그루브와 팔세토 코러스가 매혹적인 'One of These Nights' 등 전 곡이 완벽한 선율과 유려한 하모니로 수놓아져 있습니다.</w:t>
+      </w:r>
+    </w:p>
+    <w:p>
+      <w:pPr>
+        <w:spacing w:line="324" w:lineRule="auto" w:after="80"/>
+      </w:pPr>
+      <w:r>
+        <w:rPr w:rFonts="맑은 고딕">
+          <w:rFonts w:ascii="맑은 고딕" w:hAnsi="맑은 고딕" w:eastAsia="맑은 고딕"/>
+          <w:b w:val="0"/>
+          <w:color w:val="6B7280"/>
+          <w:sz w:val="21"/>
+        </w:rPr>
+        <w:t xml:space="preserve">· </w:t>
+      </w:r>
+      <w:r>
+        <w:rPr w:rFonts="맑은 고딕">
+          <w:rFonts w:ascii="맑은 고딕" w:hAnsi="맑은 고딕" w:eastAsia="맑은 고딕"/>
+          <w:b/>
+          <w:color w:val="1F2937"/>
+          <w:sz w:val="21"/>
+        </w:rPr>
+        <w:t xml:space="preserve">빈티지 감상 제언: </w:t>
+      </w:r>
+      <w:r>
+        <w:rPr w:rFonts="맑은 고딕">
+          <w:rFonts w:ascii="맑은 고딕" w:hAnsi="맑은 고딕" w:eastAsia="맑은 고딕"/>
+          <w:b w:val="0"/>
+          <w:sz w:val="21"/>
+        </w:rPr>
+        <w:t>LP 특유의 두툼하고 따스한 중저역은 진공관 앰프를 거칠 때 돈 헨리의 허스키한 숨결과 글렌 프라이의 부드러운 음색을 한층 더 입체적이고 밀도 높게 살려냅니다. 턴테이블 바늘이 음반의 소리골을 탈 때 피어오르는 12현 어쿠스틱 기타의 섬세한 잔향과 베이스라인의 묵직한 울림은 아날로그 오디오 환경에서만 맛볼 수 있는 최상의 청각적 황홀경을 선사합니다.</w:t>
+      </w:r>
+    </w:p>
+    <w:p>
+      <w:pPr>
+        <w:spacing w:line="324" w:lineRule="auto" w:after="80"/>
+      </w:pPr>
+      <w:r>
+        <w:rPr w:rFonts="맑은 고딕">
+          <w:rFonts w:ascii="맑은 고딕" w:hAnsi="맑은 고딕" w:eastAsia="맑은 고딕"/>
+          <w:b w:val="0"/>
+          <w:color w:val="6B7280"/>
+          <w:sz w:val="21"/>
+        </w:rPr>
+        <w:t xml:space="preserve">· </w:t>
+      </w:r>
+      <w:r>
+        <w:rPr w:rFonts="맑은 고딕">
+          <w:rFonts w:ascii="맑은 고딕" w:hAnsi="맑은 고딕" w:eastAsia="맑은 고딕"/>
+          <w:b/>
+          <w:color w:val="1F2937"/>
+          <w:sz w:val="21"/>
+        </w:rPr>
+        <w:t xml:space="preserve">소장 가치: </w:t>
+      </w:r>
+      <w:r>
+        <w:rPr w:rFonts="맑은 고딕">
+          <w:rFonts w:ascii="맑은 고딕" w:hAnsi="맑은 고딕" w:eastAsia="맑은 고딕"/>
+          <w:b w:val="0"/>
+          <w:sz w:val="21"/>
+        </w:rPr>
+        <w:t>전 세계 대중음악사의 최정점에 선 경이로운 판매 기록뿐만 아니라, 1970년대 웨스트코스트 사운드의 정수가 농축되어 있어 바이닐 컬렉터의 서가에 절대 빠질 수 없는 영구 불멸의 필수 소장반입니다.</w:t>
+      </w:r>
+    </w:p>
+    <w:p>
+      <w:pPr>
+        <w:spacing w:line="324" w:lineRule="auto" w:after="120" w:before="160"/>
+      </w:pPr>
+      <w:r>
+        <w:rPr w:rFonts="맑은 고딕">
+          <w:rFonts w:ascii="맑은 고딕" w:hAnsi="맑은 고딕" w:eastAsia="맑은 고딕"/>
+          <w:b/>
+          <w:color w:val="4338CA"/>
+          <w:sz w:val="21"/>
+        </w:rPr>
+        <w:t>이 음반을 통해 아날로그 소리골을 타고 흐르는 1970년대 캘리포니아의 낭만과 우수가 전해주는 감동을 다시 한번 경험해 보시는 것은 어떨까요?</w:t>
       </w:r>
     </w:p>
     <w:sectPr>
       <w:pgSz w:w="12240" w:h="15840"/>
-      <w:pgMar w:top="1440" w:right="1440" w:bottom="1440" w:left="1440" w:header="720" w:footer="720" w:gutter="0"/>
+      <w:pgMar w:top="1152" w:right="1296" w:bottom="1152" w:left="1296" w:header="720" w:footer="720" w:gutter="0"/>
       <w:cols w:space="720"/>
       <w:docGrid w:linePitch="360"/>
     </w:sectPr>

--- a/word_reports/LP_0132_위치_450_Eagles_Their Greatest Hit.docx
+++ b/word_reports/LP_0132_위치_450_Eagles_Their Greatest Hit.docx
@@ -32,7 +32,7 @@
     </w:p>
     <w:p>
       <w:pPr>
-        <w:spacing w:line="324" w:lineRule="auto" w:before="80" w:after="160"/>
+        <w:spacing w:line="324" w:lineRule="auto" w:before="80" w:after="120"/>
       </w:pPr>
       <w:r>
         <w:rPr w:rFonts="맑은 고딕">
@@ -42,13 +42,6 @@
           <w:sz w:val="22"/>
         </w:rPr>
         <w:t xml:space="preserve">[음반 소개] </w:t>
-      </w:r>
-      <w:r>
-        <w:rPr w:rFonts="맑은 고딕">
-          <w:rFonts w:ascii="맑은 고딕" w:hAnsi="맑은 고딕" w:eastAsia="맑은 고딕"/>
-          <w:b w:val="0"/>
-          <w:sz w:val="21"/>
-        </w:rPr>
       </w:r>
     </w:p>
     <w:p>
@@ -61,7 +54,33 @@
           <w:b w:val="0"/>
           <w:sz w:val="21"/>
         </w:rPr>
-        <w:t>1970년대 캘리포니아의 맑고 푸른 하늘과 그 너머에 드리운 노을빛 우수(憂愁)를 한 장의 바이닐에 오롯이 담아낸 이글스의 찬란한 결정체입니다. 컨트리의 소박한 정서와 웨스트코스트 록의 역동성, 그리고 완벽에 가까운 다성 화음이 교차하며 미국 대중음악사의 가장 빛나는 5년의 궤적을 증언합니다. 아날로그 바늘 끝에서 유려하게 피어나는 서정적인 멜로디는 반세기가 흐른 오늘날에도 바쁜 일상에 지친 현대인의 영혼을 깊고 따스하게 어루만집니다.</w:t>
+        <w:t>1970년대 중반, 격동하던 반문화 운동의 물결이 잦아들고 아메리칸드림의 환멸과 고독이 스며들던 시절, 미국 서부 캘리포니아의 메마른 대지 위로 불어온 바람은 지극히 서정적이면서도 서늘한 애수를 품고 있었습니다. 1976년 2월 세상에 첫선을 보인 이글스(Eagles)의 《Their Greatest Hits 1971–1975》는 단순한 히트곡의 모음집을 넘어, 당대 청춘들이 공유했던 꿈과 상실, 그리고 방황의 정서를 한 폭의 수채화처럼 응축해 낸 기념비적인 마스터피스입니다. 컨트리 음악의 토속적인 뿌리와 록 음악의 역동적인 에너지가 완벽한 화학작용을 일으키며 빚어낸 이 음반은, 발매와 동시에 시대의 공기를 뒤흔들며 대중음악사의 흐름을 영원히 바꾸어 놓았습니다.</w:t>
+      </w:r>
+    </w:p>
+    <w:p>
+      <w:pPr>
+        <w:spacing w:line="324" w:lineRule="auto" w:after="120"/>
+      </w:pPr>
+      <w:r>
+        <w:rPr w:rFonts="맑은 고딕">
+          <w:rFonts w:ascii="맑은 고딕" w:hAnsi="맑은 고딕" w:eastAsia="맑은 고딕"/>
+          <w:b w:val="0"/>
+          <w:sz w:val="21"/>
+        </w:rPr>
+        <w:t>글렌 프라이(Glenn Frey)와 돈 헨리(Don Henley)를 주축으로 버니 리든(Bernie Leadon), 랜디 마이즈너(Randy Meisner), 그리고 돈 펠더(Don Felder)가 결합하여 빚어낸 사운드는 타의 추종을 불허하는 정교함을 자랑합니다. 푸른 하늘 아래 흙먼지 날리는 서부의 정취를 담은 밴조와 어쿠스틱 기타의 스트로크, 가슴을 저미는 페달 스틸 기타의 울림, 그리고 완벽한 음향적 균형을 이루는 다층 보컬 하모니는 이글스만의 독보적인 음악적 인장이었습니다. 이들은 방랑하는 카우보이의 비극을 노래하면서도 도회적인 세련미를 잃지 않았고, 자유를 갈망하는 고독한 영혼의 독백을 가장 보편적인 멜로디로 승화시키는 예술적 통찰을 보여주었습니다.</w:t>
+      </w:r>
+    </w:p>
+    <w:p>
+      <w:pPr>
+        <w:spacing w:line="324" w:lineRule="auto" w:after="120"/>
+      </w:pPr>
+      <w:r>
+        <w:rPr w:rFonts="맑은 고딕">
+          <w:rFonts w:ascii="맑은 고딕" w:hAnsi="맑은 고딕" w:eastAsia="맑은 고딕"/>
+          <w:b w:val="0"/>
+          <w:sz w:val="21"/>
+        </w:rPr>
+        <w:t>이 음반은 미국음반산업협회(RIAA) 역사상 최초로 ‘플래티넘’ 인증을 획득한 음반으로 기록되며, 오늘날까지 3,800만 장 이상의 경이적인 판매고를 올려 마이클 잭슨의 《Thriller》와 함께 역대 미국 최다 판매 앨범의 왕좌를 지키고 있습니다. 그러나 이러한 천문학적인 상업적 성취보다 값진 것은 음반에 담긴 10곡의 선율이 지닌 불멸의 생명력입니다. 첫 트랙에서 뿜어져 나오는 눈부신 해방감부터 마지막 트랙이 남기는 아련한 여운에 이르기까지, 이 음반은 반세기의 세월이 흐른 지금까지도 여전히 바래지 않는 서정적 울림으로 세대를 초월한 감동을 선사하고 있습니다.</w:t>
       </w:r>
     </w:p>
     <w:p>
@@ -168,7 +187,7 @@
           <w:b w:val="0"/>
           <w:sz w:val="21"/>
         </w:rPr>
-        <w:t>1976년 2월 17일 어사일럼 레코드(Asylum Records)를 통해 발매된 이글스의 첫 번째 공식 베스트 앨범으로, 데뷔작부터 명반 [One of These Nights]에 이르기까지 밴드의 초기 황금기를 집대성한 역사적 작품입니다.</w:t>
+        <w:t>1976년 2월 17일 아사이럼 레코드(Asylum Records)를 통해 발매된 이글스의 첫 번째 공식 컴필레이션 앨범으로, 1971년 결성부터 1975년까지 발표한 네 장의 정규 스튜디오 음반에서 가장 찬란하게 빛나는 명곡 10편을 정선하여 수록한 역사적 걸작입니다.</w:t>
       </w:r>
     </w:p>
     <w:p>
@@ -199,7 +218,7 @@
           <w:b w:val="0"/>
           <w:sz w:val="21"/>
         </w:rPr>
-        <w:t>발매와 동시에 빌보드 200 차트 정상을 차지하였으며, 미국 음반 산업 협회(RIAA) 역사상 최초로 플래티넘 인증을 받은 음반이자 누적 판매량 3,800만 장(38× 플래티넘) 이상을 기록하여 미국 역사상 가장 많이 팔린 앨범의 자리를 지키고 있습니다.</w:t>
+        <w:t>발매 직후 빌보드 200 앨범 차트 정상을 차지하였으며, 미국 내에서만 3,800만 장(38× 플래티넘) 이상, 전 세계적으로 4,000만 장을 훌쩍 넘는 경이적인 판매량을 기록하며 대중음악 역사상 가장 상업적으로 성공한 음반 중 하나로 공인받고 있습니다.</w:t>
       </w:r>
     </w:p>
     <w:p>
@@ -230,7 +249,7 @@
           <w:b w:val="0"/>
           <w:sz w:val="21"/>
         </w:rPr>
-        <w:t>RIAA 세기의 앨범 공인, 그래미 명예의 전당 헌액, 롤링 스톤 선정 '역대 최고의 명반 500선' 등에 이름을 올리며 상업적 대성공과 음악적 완성도를 완벽하게 양립한 기념비적 걸작으로 평가받고 있습니다.</w:t>
+        <w:t>미국음반산업협회(RIAA) 제정 최초의 플래티넘 앨범으로 인증받았으며, 롤링 스톤 선정 '역사상 가장 위대한 앨범 500선'에 이름을 올렸고, 밴드는 1998년 로큰롤 명예의 전당(Rock and Roll Hall of Fame)에 헌액되는 영예를 안았습니다.</w:t>
       </w:r>
     </w:p>
     <w:p>
@@ -275,7 +294,7 @@
           <w:b w:val="0"/>
           <w:sz w:val="21"/>
         </w:rPr>
-        <w:t>미국</w:t>
+        <w:t>미국 (캘리포니아주 로스앤젤레스)</w:t>
       </w:r>
     </w:p>
     <w:p>
@@ -306,7 +325,7 @@
           <w:b w:val="0"/>
           <w:sz w:val="21"/>
         </w:rPr>
-        <w:t>1971년 결성</w:t>
+        <w:t>1971년 결성 ~ 현재 활동 중</w:t>
       </w:r>
     </w:p>
     <w:p>
@@ -337,7 +356,7 @@
           <w:b w:val="0"/>
           <w:sz w:val="21"/>
         </w:rPr>
-        <w:t>그룹</w:t>
+        <w:t>5인조 록 밴드 (글렌 프라이, 돈 헨리, 버니 리든, 랜디 마이즈너, 돈 펠더)</w:t>
       </w:r>
     </w:p>
     <w:p>
@@ -368,7 +387,7 @@
           <w:b w:val="0"/>
           <w:sz w:val="21"/>
         </w:rPr>
-        <w:t>글렌 프라이와 돈 헨리를 주축으로 결성된 이글스는 컨트리 록의 토양 위에 세련된 팝 감각과 치밀한 하모니를 결합하여 아메리칸 록의 새 지평을 연 전설적인 밴드입니다. 서정적인 어쿠스틱 사운드부터 강렬한 트윈 기타 솔로까지 폭넓은 음악적 스펙트럼을 과시하며 20세기 후반 팝 음악계를 지배한 위대한 거장입니다.</w:t>
+        <w:t>이글스는 컨트리 록의 소박한 전통과 하드 록의 정교한 편곡, 그리고 천상의 보컬 하모니를 융합하여 1970년대 '웨스트 코스트 사운드(캘리포니아 사운드)'의 정점을 구축한 전설적인 그룹입니다. 당대 청춘들의 방황과 낭만, 이상과 좌절을 탁월한 서정적 멜로디와 시적 노랫말로 그려내며 미국 록 음악의 미학적 표준을 제시했습니다.</w:t>
       </w:r>
     </w:p>
     <w:p>
@@ -413,7 +432,7 @@
           <w:b w:val="0"/>
           <w:sz w:val="21"/>
         </w:rPr>
-        <w:t>단순한 히트곡 모음집의 한계를 뛰어넘어, 1970년대 아메리칸 컨트리 록과 소프트 록이 도달할 수 있는 미학적 정점을 보여주는 고전 중의 고전입니다. 앨범 전반을 관통하는 유기적인 트랙 배치와 정교한 사운드 엔지니어링은 정규 앨범 못지않은 서사적 완결성을 지니며 대중음악 컴필레이션 앨범의 품격을 최고 수준으로 격상시켰습니다.</w:t>
+        <w:t>단순한 히트곡 모음집이라는 형식을 뛰어넘어, 1970년대 초반 아메리칸 루츠 록(Roots Rock)이 팝 음악의 주류로 도약하는 과정을 명징하게 증명한 기념비적 이정표입니다. 어쿠스틱과 일렉트릭 사운드의 완벽한 조화, 정밀한 스튜디오 레코딩 미학을 집약하여 컴필레이션 앨범 또한 하나의 완결된 예술 작품이 될 수 있음을 입증했습니다.</w:t>
       </w:r>
     </w:p>
     <w:p>
@@ -444,7 +463,7 @@
           <w:b w:val="0"/>
           <w:sz w:val="21"/>
         </w:rPr>
-        <w:t>베트남 전쟁과 경제적 불안정으로 인한 환멸이 미국 전역을 덮치던 1970년대 중반, 캘리포니아의 청춘들은 이상과 현실 사이에서 방황하고 있었습니다. 끝없이 펼쳐진 서부의 고속도로를 달리며 라디오에서 흘러나오던 이들의 애수 어린 멜로디는 방황하던 세대에게 깊은 해방감과 정서적 안식처를 선사했던 시대의 자화상입니다.</w:t>
+        <w:t>1960년대의 열광적인 히피 문화와 베트남 전쟁이 남긴 상처 뒤로 찾아온 1970년대의 쓸쓸한 허무주의 속에서, 캘리포니아의 고속도로를 달리며 자유를 갈망하던 젊은이들에게 이 음반은 더없는 영혼의 안식처였습니다. 사막의 황혼과 네온사인 번지는 도시의 고독이 교차하는 곡조들은 당대 아메리카 청춘들이 겪었던 방황의 온도를 생생하게 대변합니다.</w:t>
       </w:r>
     </w:p>
     <w:p>
@@ -489,7 +508,7 @@
           <w:b w:val="0"/>
           <w:sz w:val="21"/>
         </w:rPr>
-        <w:t>상쾌한 밴조와 어쿠스틱 스트로크가 빛나는 데뷔곡 'Take It Easy', 돈 헨리의 우수 어린 보컬과 오케스트레이션이 비장미를 자아내는 불멸의 발라드 'Desperado', 그리고 소울풀한 그루브와 팔세토 코러스가 매혹적인 'One of These Nights' 등 전 곡이 완벽한 선율과 유려한 하모니로 수놓아져 있습니다.</w:t>
+        <w:t>밴조와 어쿠스틱 기타의 경쾌한 리듬으로 서부의 바람을 몰고 오는 첫 곡 'Take It Easy', 슬라이드 기타와 현악 편곡 위로 돈 헨리의 애절한 음색이 가슴을 울리는 불멸의 발라드 'Desperado', 랜디 마이즈너의 폭발적인 미성과 서정적인 베이스 라인이 백미인 'Take It to the Limit', 관능적인 그루브와 록의 긴장감이 넘치는 'One of These Nights' 등 전 곡이 팝 멜로디의 극치를 보여줍니다.</w:t>
       </w:r>
     </w:p>
     <w:p>
@@ -520,7 +539,7 @@
           <w:b w:val="0"/>
           <w:sz w:val="21"/>
         </w:rPr>
-        <w:t>LP 특유의 두툼하고 따스한 중저역은 진공관 앰프를 거칠 때 돈 헨리의 허스키한 숨결과 글렌 프라이의 부드러운 음색을 한층 더 입체적이고 밀도 높게 살려냅니다. 턴테이블 바늘이 음반의 소리골을 탈 때 피어오르는 12현 어쿠스틱 기타의 섬세한 잔향과 베이스라인의 묵직한 울림은 아날로그 오디오 환경에서만 맛볼 수 있는 최상의 청각적 황홀경을 선사합니다.</w:t>
+        <w:t>바이닐의 소리골을 타고 흐르는 풍성한 중저역은 디지털 음원에서 느낄 수 없는 온기를 전하며, 진공관 앰프를 통해 증폭될 때 돈 헨리의 거친 허스키 보이스와 멤버들의 정교한 4부 화음이 입체적인 공간감으로 되살아납니다. 어쿠스틱 기타 현의 까슬까슬한 마찰음과 페달 스틸 기타의 아련한 여운은 턴테이블 바늘 끝에서 비로소 살아 숨 쉽니다.</w:t>
       </w:r>
     </w:p>
     <w:p>
@@ -551,7 +570,7 @@
           <w:b w:val="0"/>
           <w:sz w:val="21"/>
         </w:rPr>
-        <w:t>전 세계 대중음악사의 최정점에 선 경이로운 판매 기록뿐만 아니라, 1970년대 웨스트코스트 사운드의 정수가 농축되어 있어 바이닐 컬렉터의 서가에 절대 빠질 수 없는 영구 불멸의 필수 소장반입니다.</w:t>
+        <w:t>아날로그 오디오의 황금기에 탄생한 명작이자, 시대를 초월하여 인류의 보편적 감성을 건드리는 음악적 유산입니다. 오리지널 아날로그 사운드의 정취를 오롯이 품고 있는 이 LP는 음반 컬렉터라면 반드시 랙의 가장 손닿기 쉬운 곳에 꽂아두어야 할 영원한 클래식입니다.</w:t>
       </w:r>
     </w:p>
     <w:p>
@@ -565,7 +584,7 @@
           <w:color w:val="4338CA"/>
           <w:sz w:val="21"/>
         </w:rPr>
-        <w:t>이 음반을 통해 아날로그 소리골을 타고 흐르는 1970년대 캘리포니아의 낭만과 우수가 전해주는 감동을 다시 한번 경험해 보시는 것은 어떨까요?</w:t>
+        <w:t>이 음반을 통해 1970년대 캘리포니아의 붉은 노을과 방황하는 청춘의 서정을 노래한 이글스가 전해주는 감동을 다시 한번 경험해 보시는 것은 어떨까요?</w:t>
       </w:r>
     </w:p>
     <w:sectPr>
